--- a/template.docx
+++ b/template.docx
@@ -1,65 +1,266 @@
 
 <file path=word/document.xml><?xml version="1.0" encoding="utf-8"?>
-<w:document xmlns:wpc="http://schemas.microsoft.com/office/word/2010/wordprocessingCanvas" xmlns:mc="http://schemas.openxmlformats.org/markup-compatibility/2006" xmlns:o="urn:schemas-microsoft-com:office:office" xmlns:r="http://schemas.openxmlformats.org/officeDocument/2006/relationships" xmlns:m="http://schemas.openxmlformats.org/officeDocument/2006/math" xmlns:v="urn:schemas-microsoft-com:vml" xmlns:wp14="http://schemas.microsoft.com/office/word/2010/wordprocessingDrawing" xmlns:wp="http://schemas.openxmlformats.org/drawingml/2006/wordprocessingDrawing" xmlns:w="http://schemas.openxmlformats.org/wordprocessingml/2006/main" xmlns:w14="http://schemas.microsoft.com/office/word/2010/wordml" xmlns:w10="urn:schemas-microsoft-com:office:word" xmlns:w15="http://schemas.microsoft.com/office/word/2012/wordml" xmlns:wpg="http://schemas.microsoft.com/office/word/2010/wordprocessingGroup" xmlns:wpi="http://schemas.microsoft.com/office/word/2010/wordprocessingInk" xmlns:wne="http://schemas.microsoft.com/office/word/2006/wordml" xmlns:wps="http://schemas.microsoft.com/office/word/2010/wordprocessingShape" xmlns:wpsCustomData="http://www.wps.cn/officeDocument/2013/wpsCustomData" mc:Ignorable="w14 w15 wp14">
+<w:document xmlns:wpc="http://schemas.microsoft.com/office/word/2010/wordprocessingCanvas" xmlns:mc="http://schemas.openxmlformats.org/markup-compatibility/2006" xmlns:o="urn:schemas-microsoft-com:office:office" xmlns:r="http://schemas.openxmlformats.org/officeDocument/2006/relationships" xmlns:m="http://schemas.openxmlformats.org/officeDocument/2006/math" xmlns:v="urn:schemas-microsoft-com:vml" xmlns:wp14="http://schemas.microsoft.com/office/word/2010/wordprocessingDrawing" xmlns:wp="http://schemas.openxmlformats.org/drawingml/2006/wordprocessingDrawing" xmlns:w10="urn:schemas-microsoft-com:office:word" xmlns:w="http://schemas.openxmlformats.org/wordprocessingml/2006/main" xmlns:w14="http://schemas.microsoft.com/office/word/2010/wordml" xmlns:w15="http://schemas.microsoft.com/office/word/2012/wordml" xmlns:w16se="http://schemas.microsoft.com/office/word/2015/wordml/symex" xmlns:w16cid="http://schemas.microsoft.com/office/word/2016/wordml/cid" xmlns:w16="http://schemas.microsoft.com/office/word/2018/wordml" xmlns:w16cex="http://schemas.microsoft.com/office/word/2018/wordml/cex" xmlns:w16sdtdh="http://schemas.microsoft.com/office/word/2020/wordml/sdtdatahash" xmlns:wne="http://schemas.microsoft.com/office/word/2006/wordml" xmlns:wpg="http://schemas.microsoft.com/office/word/2010/wordprocessingGroup" xmlns:wps="http://schemas.microsoft.com/office/word/2010/wordprocessingShape" mc:Ignorable="w14 w15 w16se w16cid w16 w16cex w16sdtdh wp14">
   <w:body>
     <w:p>
-      <w:pPr>
-        <w:rPr>
-          <w:rFonts w:hint="default"/>
-          <w:lang w:val="en-US"/>
-        </w:rPr>
-      </w:pPr>
       <w:r>
         <w:rPr>
-          <w:rFonts w:hint="default"/>
-          <w:lang w:val="en-US"/>
+          <w:rFonts w:ascii="Calibri" w:hAnsi="Calibri" w:eastAsia="等线" w:cs="Calibri" w:asciiTheme="minorHAnsi" w:hAnsiTheme="minorHAnsi" w:eastAsiaTheme="minorEastAsia" w:csTheme="minorBidi"/>
         </w:rPr>
         <w:t>{{ name }}</w:t>
       </w:r>
     </w:p>
     <w:p>
-      <w:pPr>
-        <w:rPr>
-          <w:rFonts w:hint="default"/>
-          <w:lang w:val="en-US"/>
-        </w:rPr>
-      </w:pPr>
       <w:r>
         <w:rPr>
-          <w:rFonts w:hint="default"/>
-          <w:lang w:val="en-US"/>
+          <w:rFonts w:ascii="Calibri" w:hAnsi="Calibri" w:eastAsia="等线" w:cs="Calibri" w:asciiTheme="minorHAnsi" w:hAnsiTheme="minorHAnsi" w:eastAsiaTheme="minorEastAsia" w:csTheme="minorBidi"/>
         </w:rPr>
         <w:t>{{ major }}</w:t>
       </w:r>
     </w:p>
     <w:p>
-      <w:pPr>
-        <w:rPr>
-          <w:rFonts w:hint="default"/>
-          <w:lang w:val="en-US"/>
-        </w:rPr>
-      </w:pPr>
+      <w:bookmarkStart w:id="0" w:name="_GoBack"/>
       <w:r>
         <w:rPr>
-          <w:rFonts w:hint="default"/>
-          <w:lang w:val="en-US"/>
+          <w:rFonts w:ascii="Calibri" w:hAnsi="Calibri" w:eastAsia="等线" w:cs="Calibri" w:asciiTheme="minorHAnsi" w:hAnsiTheme="minorHAnsi" w:eastAsiaTheme="minorEastAsia" w:csTheme="minorBidi"/>
         </w:rPr>
         <w:t>{{</w:t>
       </w:r>
-      <w:bookmarkStart w:id="0" w:name="_GoBack"/>
-      <w:bookmarkEnd w:id="0"/>
       <w:r>
         <w:rPr>
-          <w:rFonts w:hint="default"/>
-          <w:lang w:val="en-US"/>
+          <w:rFonts w:ascii="Calibri" w:hAnsi="Calibri" w:eastAsia="等线" w:cs="Calibri" w:asciiTheme="minorHAnsi" w:hAnsiTheme="minorHAnsi" w:eastAsiaTheme="minorEastAsia" w:csTheme="minorBidi"/>
         </w:rPr>
         <w:t xml:space="preserve"> gpa }}</w:t>
       </w:r>
+      <w:bookmarkEnd w:id="0"/>
     </w:p>
+    <w:p/>
+    <w:tbl>
+      <w:tblPr>
+        <w:tblW w:w="9360" w:type="dxa"/>
+        <w:tblBorders>
+          <w:top w:val="single" w:sz="4" w:color="000000"/>
+          <w:left w:val="single" w:sz="4" w:color="000000"/>
+          <w:bottom w:val="single" w:sz="4" w:color="000000"/>
+          <w:right w:val="single" w:sz="4" w:color="000000"/>
+          <w:insideH w:val="single" w:sz="4" w:color="000000"/>
+          <w:insideV w:val="single" w:sz="4" w:color="000000"/>
+        </w:tblBorders>
+        <w:tblLayout w:type="fixed"/>
+      </w:tblPr>
+      <w:tblGrid>
+        <w:gridCol w:w="2340"/>
+        <w:gridCol w:w="2340"/>
+        <w:gridCol w:w="2340"/>
+        <w:gridCol w:w="2340"/>
+      </w:tblGrid>
+      <w:tr>
+        <w:trPr>
+          <w:trHeight w:val="360" w:hRule="atLeast"/>
+        </w:trPr>
+        <w:tc>
+          <w:tcPr>
+            <w:tcW w:w="2340" w:type="dxa"/>
+            <w:tcBorders>
+              <w:top w:val="single" w:sz="4" w:color="000000"/>
+              <w:left w:val="single" w:sz="4" w:color="000000"/>
+              <w:bottom w:val="single" w:sz="4" w:color="000000"/>
+              <w:right w:val="single" w:sz="4" w:color="000000"/>
+            </w:tcBorders>
+          </w:tcPr>
+          <w:p>
+            <w:r>
+              <w:t>ID</w:t>
+            </w:r>
+          </w:p>
+        </w:tc>
+        <w:tc>
+          <w:tcPr>
+            <w:tcW w:w="2340" w:type="dxa"/>
+            <w:tcBorders>
+              <w:top w:val="single" w:sz="4" w:color="000000"/>
+              <w:left w:val="single" w:sz="4" w:color="000000"/>
+              <w:bottom w:val="single" w:sz="4" w:color="000000"/>
+              <w:right w:val="single" w:sz="4" w:color="000000"/>
+            </w:tcBorders>
+          </w:tcPr>
+          <w:p>
+            <w:r>
+              <w:t>Name</w:t>
+            </w:r>
+          </w:p>
+        </w:tc>
+        <w:tc>
+          <w:tcPr>
+            <w:tcW w:w="2340" w:type="dxa"/>
+            <w:tcBorders>
+              <w:top w:val="single" w:sz="4" w:color="000000"/>
+              <w:left w:val="single" w:sz="4" w:color="000000"/>
+              <w:bottom w:val="single" w:sz="4" w:color="000000"/>
+              <w:right w:val="single" w:sz="4" w:color="000000"/>
+            </w:tcBorders>
+          </w:tcPr>
+          <w:p>
+            <w:r>
+              <w:t>Grade</w:t>
+            </w:r>
+          </w:p>
+        </w:tc>
+        <w:tc>
+          <w:tcPr>
+            <w:tcW w:w="2340" w:type="dxa"/>
+            <w:tcBorders>
+              <w:top w:val="single" w:sz="4" w:color="000000"/>
+              <w:left w:val="single" w:sz="4" w:color="000000"/>
+              <w:bottom w:val="single" w:sz="4" w:color="000000"/>
+              <w:right w:val="single" w:sz="4" w:color="000000"/>
+            </w:tcBorders>
+          </w:tcPr>
+          <w:p>
+            <w:r>
+              <w:t>Teacher {% for course in courses %}</w:t>
+            </w:r>
+          </w:p>
+        </w:tc>
+      </w:tr>
+      <w:tr>
+        <w:trPr>
+          <w:trHeight w:val="360" w:hRule="atLeast"/>
+        </w:trPr>
+        <w:tc>
+          <w:tcPr>
+            <w:tcW w:w="2340" w:type="dxa"/>
+            <w:tcBorders>
+              <w:top w:val="single" w:sz="4" w:color="000000"/>
+              <w:left w:val="single" w:sz="4" w:color="000000"/>
+              <w:bottom w:val="single" w:sz="4" w:color="000000"/>
+              <w:right w:val="single" w:sz="4" w:color="000000"/>
+            </w:tcBorders>
+          </w:tcPr>
+          <w:p>
+            <w:r>
+              <w:t>{{ course.id }}</w:t>
+            </w:r>
+          </w:p>
+        </w:tc>
+        <w:tc>
+          <w:tcPr>
+            <w:tcW w:w="2340" w:type="dxa"/>
+            <w:tcBorders>
+              <w:top w:val="single" w:sz="4" w:color="000000"/>
+              <w:left w:val="single" w:sz="4" w:color="000000"/>
+              <w:bottom w:val="single" w:sz="4" w:color="000000"/>
+              <w:right w:val="single" w:sz="4" w:color="000000"/>
+            </w:tcBorders>
+          </w:tcPr>
+          <w:p>
+            <w:r>
+              <w:t>{{ course.name }}</w:t>
+            </w:r>
+          </w:p>
+        </w:tc>
+        <w:tc>
+          <w:tcPr>
+            <w:tcW w:w="2340" w:type="dxa"/>
+            <w:tcBorders>
+              <w:top w:val="single" w:sz="4" w:color="000000"/>
+              <w:left w:val="single" w:sz="4" w:color="000000"/>
+              <w:bottom w:val="single" w:sz="4" w:color="000000"/>
+              <w:right w:val="single" w:sz="4" w:color="000000"/>
+            </w:tcBorders>
+          </w:tcPr>
+          <w:p>
+            <w:r>
+              <w:t>{{ course.grade }}</w:t>
+            </w:r>
+          </w:p>
+        </w:tc>
+        <w:tc>
+          <w:tcPr>
+            <w:tcW w:w="2340" w:type="dxa"/>
+            <w:tcBorders>
+              <w:top w:val="single" w:sz="4" w:color="000000"/>
+              <w:left w:val="single" w:sz="4" w:color="000000"/>
+              <w:bottom w:val="single" w:sz="4" w:color="000000"/>
+              <w:right w:val="single" w:sz="4" w:color="000000"/>
+            </w:tcBorders>
+          </w:tcPr>
+          <w:p>
+            <w:r>
+              <w:t>{{ course.teacher }}</w:t>
+            </w:r>
+            <w:r>
+              <w:tab/>
+            </w:r>
+            <w:r>
+              <w:tab/>
+            </w:r>
+          </w:p>
+        </w:tc>
+      </w:tr>
+      <w:tr>
+        <w:trPr>
+          <w:trHeight w:val="360" w:hRule="atLeast"/>
+        </w:trPr>
+        <w:tc>
+          <w:tcPr>
+            <w:tcW w:w="2340" w:type="dxa"/>
+            <w:tcBorders>
+              <w:top w:val="single" w:sz="4" w:color="000000"/>
+              <w:left w:val="single" w:sz="4" w:color="000000"/>
+              <w:bottom w:val="single" w:sz="4" w:color="000000"/>
+              <w:right w:val="single" w:sz="4" w:color="000000"/>
+            </w:tcBorders>
+          </w:tcPr>
+          <w:p>
+            <w:r>
+              <w:t>{%tr endfor %}</w:t>
+            </w:r>
+          </w:p>
+        </w:tc>
+        <w:tc>
+          <w:tcPr>
+            <w:tcW w:w="2340" w:type="dxa"/>
+            <w:tcBorders>
+              <w:top w:val="single" w:sz="4" w:color="000000"/>
+              <w:left w:val="single" w:sz="4" w:color="000000"/>
+              <w:bottom w:val="single" w:sz="4" w:color="000000"/>
+              <w:right w:val="single" w:sz="4" w:color="000000"/>
+            </w:tcBorders>
+          </w:tcPr>
+          <w:p/>
+        </w:tc>
+        <w:tc>
+          <w:tcPr>
+            <w:tcW w:w="2340" w:type="dxa"/>
+            <w:tcBorders>
+              <w:top w:val="single" w:sz="4" w:color="000000"/>
+              <w:left w:val="single" w:sz="4" w:color="000000"/>
+              <w:bottom w:val="single" w:sz="4" w:color="000000"/>
+              <w:right w:val="single" w:sz="4" w:color="000000"/>
+            </w:tcBorders>
+          </w:tcPr>
+          <w:p/>
+        </w:tc>
+        <w:tc>
+          <w:tcPr>
+            <w:tcW w:w="2340" w:type="dxa"/>
+            <w:tcBorders>
+              <w:top w:val="single" w:sz="4" w:color="000000"/>
+              <w:left w:val="single" w:sz="4" w:color="000000"/>
+              <w:bottom w:val="single" w:sz="4" w:color="000000"/>
+              <w:right w:val="single" w:sz="4" w:color="000000"/>
+            </w:tcBorders>
+          </w:tcPr>
+          <w:p/>
+        </w:tc>
+      </w:tr>
+    </w:tbl>
+    <w:p/>
     <w:sectPr>
       <w:pgSz w:w="11906" w:h="16838"/>
       <w:pgMar w:top="1440" w:right="1800" w:bottom="1440" w:left="1800" w:header="720" w:footer="720" w:gutter="0"/>
-      <w:cols w:space="720" w:num="1"/>
+      <w:cols w:space="720"/>
       <w:docGrid w:linePitch="360" w:charSpace="0"/>
     </w:sectPr>
   </w:body>

--- a/template.docx
+++ b/template.docx
@@ -5,32 +5,62 @@
     <w:p>
       <w:r>
         <w:rPr>
-          <w:rFonts w:ascii="Calibri" w:hAnsi="Calibri" w:eastAsia="等线" w:cs="Calibri" w:asciiTheme="minorHAnsi" w:hAnsiTheme="minorHAnsi" w:eastAsiaTheme="minorEastAsia" w:csTheme="minorBidi"/>
+          <w:rFonts w:ascii="Calibri" w:hAnsi="Calibri" w:eastAsia="等线" w:cs="Calibri" w:asciiTheme="minorHAnsi" w:hAnsiTheme="minorHAnsi" w:eastAsiaTheme="minorEastAsia"/>
+          <w:b/>
+          <w:bCs/>
+          <w:sz w:val="24"/>
+          <w:szCs w:val="24"/>
         </w:rPr>
-        <w:t>{{ name }}</w:t>
+        <w:t>Name</w:t>
+      </w:r>
+      <w:r>
+        <w:rPr>
+          <w:rFonts w:ascii="Calibri" w:hAnsi="Calibri" w:eastAsia="等线" w:cs="Calibri" w:asciiTheme="minorHAnsi" w:hAnsiTheme="minorHAnsi" w:eastAsiaTheme="minorEastAsia"/>
+          <w:sz w:val="24"/>
+          <w:szCs w:val="24"/>
+        </w:rPr>
+        <w:t>: {{ name }}</w:t>
       </w:r>
     </w:p>
     <w:p>
       <w:r>
         <w:rPr>
-          <w:rFonts w:ascii="Calibri" w:hAnsi="Calibri" w:eastAsia="等线" w:cs="Calibri" w:asciiTheme="minorHAnsi" w:hAnsiTheme="minorHAnsi" w:eastAsiaTheme="minorEastAsia" w:csTheme="minorBidi"/>
+          <w:rFonts w:ascii="Calibri" w:hAnsi="Calibri" w:eastAsia="等线" w:cs="Calibri" w:asciiTheme="minorHAnsi" w:hAnsiTheme="minorHAnsi" w:eastAsiaTheme="minorEastAsia"/>
+          <w:b/>
+          <w:bCs/>
+          <w:sz w:val="24"/>
+          <w:szCs w:val="24"/>
         </w:rPr>
-        <w:t>{{ major }}</w:t>
+        <w:t>Major</w:t>
+      </w:r>
+      <w:r>
+        <w:rPr>
+          <w:rFonts w:ascii="Calibri" w:hAnsi="Calibri" w:eastAsia="等线" w:cs="Calibri" w:asciiTheme="minorHAnsi" w:hAnsiTheme="minorHAnsi" w:eastAsiaTheme="minorEastAsia"/>
+          <w:sz w:val="24"/>
+          <w:szCs w:val="24"/>
+        </w:rPr>
+        <w:t>: {{ major }}</w:t>
       </w:r>
     </w:p>
     <w:p>
       <w:bookmarkStart w:id="0" w:name="_GoBack"/>
       <w:r>
         <w:rPr>
-          <w:rFonts w:ascii="Calibri" w:hAnsi="Calibri" w:eastAsia="等线" w:cs="Calibri" w:asciiTheme="minorHAnsi" w:hAnsiTheme="minorHAnsi" w:eastAsiaTheme="minorEastAsia" w:csTheme="minorBidi"/>
+          <w:rFonts w:ascii="Calibri" w:hAnsi="Calibri" w:eastAsia="等线" w:cs="Calibri" w:asciiTheme="minorHAnsi" w:hAnsiTheme="minorHAnsi" w:eastAsiaTheme="minorEastAsia"/>
+          <w:b/>
+          <w:bCs/>
+          <w:sz w:val="24"/>
+          <w:szCs w:val="24"/>
         </w:rPr>
-        <w:t>{{</w:t>
+        <w:t>GPA</w:t>
       </w:r>
       <w:r>
         <w:rPr>
-          <w:rFonts w:ascii="Calibri" w:hAnsi="Calibri" w:eastAsia="等线" w:cs="Calibri" w:asciiTheme="minorHAnsi" w:hAnsiTheme="minorHAnsi" w:eastAsiaTheme="minorEastAsia" w:csTheme="minorBidi"/>
+          <w:rFonts w:ascii="Calibri" w:hAnsi="Calibri" w:eastAsia="等线" w:cs="Calibri" w:asciiTheme="minorHAnsi" w:hAnsiTheme="minorHAnsi" w:eastAsiaTheme="minorEastAsia"/>
+          <w:sz w:val="24"/>
+          <w:szCs w:val="24"/>
         </w:rPr>
-        <w:t xml:space="preserve"> gpa }}</w:t>
+        <w:t>: {{ gpa }}</w:t>
       </w:r>
       <w:bookmarkEnd w:id="0"/>
     </w:p>
@@ -70,6 +100,13 @@
           </w:tcPr>
           <w:p>
             <w:r>
+              <w:rPr>
+                <w:rFonts w:ascii="Calibri" w:hAnsi="Calibri" w:eastAsia="等线" w:cs="Calibri" w:asciiTheme="minorHAnsi" w:hAnsiTheme="minorHAnsi" w:eastAsiaTheme="minorEastAsia" w:csTheme="minorBidi"/>
+                <w:b/>
+                <w:bCs/>
+                <w:sz w:val="24"/>
+                <w:szCs w:val="24"/>
+              </w:rPr>
               <w:t>ID</w:t>
             </w:r>
           </w:p>
@@ -86,6 +123,13 @@
           </w:tcPr>
           <w:p>
             <w:r>
+              <w:rPr>
+                <w:rFonts w:ascii="Calibri" w:hAnsi="Calibri" w:eastAsia="等线" w:cs="Calibri" w:asciiTheme="minorHAnsi" w:hAnsiTheme="minorHAnsi" w:eastAsiaTheme="minorEastAsia" w:csTheme="minorBidi"/>
+                <w:b/>
+                <w:bCs/>
+                <w:sz w:val="24"/>
+                <w:szCs w:val="24"/>
+              </w:rPr>
               <w:t>Name</w:t>
             </w:r>
           </w:p>
@@ -102,6 +146,13 @@
           </w:tcPr>
           <w:p>
             <w:r>
+              <w:rPr>
+                <w:rFonts w:ascii="Calibri" w:hAnsi="Calibri" w:eastAsia="等线" w:cs="Calibri" w:asciiTheme="minorHAnsi" w:hAnsiTheme="minorHAnsi" w:eastAsiaTheme="minorEastAsia" w:csTheme="minorBidi"/>
+                <w:b/>
+                <w:bCs/>
+                <w:sz w:val="24"/>
+                <w:szCs w:val="24"/>
+              </w:rPr>
               <w:t>Grade</w:t>
             </w:r>
           </w:p>
@@ -118,6 +169,13 @@
           </w:tcPr>
           <w:p>
             <w:r>
+              <w:rPr>
+                <w:rFonts w:ascii="Calibri" w:hAnsi="Calibri" w:eastAsia="等线" w:cs="Calibri" w:asciiTheme="minorHAnsi" w:hAnsiTheme="minorHAnsi" w:eastAsiaTheme="minorEastAsia" w:csTheme="minorBidi"/>
+                <w:b/>
+                <w:bCs/>
+                <w:sz w:val="24"/>
+                <w:szCs w:val="24"/>
+              </w:rPr>
               <w:t>Teacher {% for course in courses %}</w:t>
             </w:r>
           </w:p>
@@ -139,6 +197,11 @@
           </w:tcPr>
           <w:p>
             <w:r>
+              <w:rPr>
+                <w:rFonts w:ascii="Calibri" w:hAnsi="Calibri" w:eastAsia="等线" w:cs="Calibri" w:asciiTheme="minorHAnsi" w:hAnsiTheme="minorHAnsi" w:eastAsiaTheme="minorEastAsia" w:csTheme="minorBidi"/>
+                <w:sz w:val="24"/>
+                <w:szCs w:val="24"/>
+              </w:rPr>
               <w:t>{{ course.id }}</w:t>
             </w:r>
           </w:p>
@@ -155,6 +218,11 @@
           </w:tcPr>
           <w:p>
             <w:r>
+              <w:rPr>
+                <w:rFonts w:ascii="Calibri" w:hAnsi="Calibri" w:eastAsia="等线" w:cs="Calibri" w:asciiTheme="minorHAnsi" w:hAnsiTheme="minorHAnsi" w:eastAsiaTheme="minorEastAsia" w:csTheme="minorBidi"/>
+                <w:sz w:val="24"/>
+                <w:szCs w:val="24"/>
+              </w:rPr>
               <w:t>{{ course.name }}</w:t>
             </w:r>
           </w:p>
@@ -171,6 +239,11 @@
           </w:tcPr>
           <w:p>
             <w:r>
+              <w:rPr>
+                <w:rFonts w:ascii="Calibri" w:hAnsi="Calibri" w:eastAsia="等线" w:cs="Calibri" w:asciiTheme="minorHAnsi" w:hAnsiTheme="minorHAnsi" w:eastAsiaTheme="minorEastAsia" w:csTheme="minorBidi"/>
+                <w:sz w:val="24"/>
+                <w:szCs w:val="24"/>
+              </w:rPr>
               <w:t>{{ course.grade }}</w:t>
             </w:r>
           </w:p>
@@ -187,6 +260,11 @@
           </w:tcPr>
           <w:p>
             <w:r>
+              <w:rPr>
+                <w:rFonts w:ascii="Calibri" w:hAnsi="Calibri" w:eastAsia="等线" w:cs="Calibri" w:asciiTheme="minorHAnsi" w:hAnsiTheme="minorHAnsi" w:eastAsiaTheme="minorEastAsia" w:csTheme="minorBidi"/>
+                <w:sz w:val="24"/>
+                <w:szCs w:val="24"/>
+              </w:rPr>
               <w:t>{{ course.teacher }}</w:t>
             </w:r>
             <w:r>
@@ -214,6 +292,11 @@
           </w:tcPr>
           <w:p>
             <w:r>
+              <w:rPr>
+                <w:rFonts w:ascii="Calibri" w:hAnsi="Calibri" w:eastAsia="等线" w:cs="Calibri" w:asciiTheme="minorHAnsi" w:hAnsiTheme="minorHAnsi" w:eastAsiaTheme="minorEastAsia" w:csTheme="minorBidi"/>
+                <w:sz w:val="24"/>
+                <w:szCs w:val="24"/>
+              </w:rPr>
               <w:t>{%tr endfor %}</w:t>
             </w:r>
           </w:p>
